--- a/Задача від 14.10.2026 переклад французька/2. Позиции и аналитические материалы по существу расследования/20260717 1 Note sur le statut et les pouvoirs d'AVB dans ME.docx
+++ b/Задача від 14.10.2026 переклад французька/2. Позиции и аналитические материалы по существу расследования/20260717 1 Note sur le statut et les pouvoirs d'AVB dans ME.docx
@@ -10,6 +10,7 @@
           <w:b/>
           <w:bCs/>
         </w:rPr>
+        <w:spacing w:before="120" w:after="0" w:line="276" w:lineRule="auto"/>
       </w:pPr>
       <w:r>
         <w:rPr>
@@ -70,6 +71,7 @@
           <w:b/>
           <w:bCs/>
         </w:rPr>
+        <w:spacing w:before="120" w:after="0" w:line="276" w:lineRule="auto"/>
       </w:pPr>
     </w:p>
     <w:p>
@@ -85,6 +87,7 @@
           <w:b/>
           <w:bCs/>
         </w:rPr>
+        <w:spacing w:before="120" w:after="0" w:line="276" w:lineRule="auto"/>
       </w:pPr>
       <w:r>
         <w:rPr>
@@ -104,6 +107,7 @@
         <w:rPr>
           <w:lang w:val="uk-UA"/>
         </w:rPr>
+        <w:spacing w:before="120" w:after="0" w:line="276" w:lineRule="auto"/>
       </w:pPr>
       <w:r>
         <w:rPr>
@@ -142,6 +146,7 @@
       <w:pPr>
         <w:pStyle w:val="1"/>
         <w:jc w:val="both"/>
+        <w:spacing w:before="120" w:after="0" w:line="276" w:lineRule="auto"/>
       </w:pPr>
       <w:r>
         <w:rPr>
@@ -165,6 +170,7 @@
         </w:tabs>
         <w:ind w:left="567" w:hanging="425"/>
         <w:jc w:val="both"/>
+        <w:spacing w:before="120" w:after="0" w:line="276" w:lineRule="auto"/>
       </w:pPr>
       <w:r>
         <w:rPr>
@@ -188,6 +194,7 @@
         </w:tabs>
         <w:ind w:left="567" w:hanging="425"/>
         <w:jc w:val="both"/>
+        <w:spacing w:before="120" w:after="0" w:line="276" w:lineRule="auto"/>
       </w:pPr>
       <w:r>
         <w:rPr>
@@ -211,6 +218,7 @@
         </w:tabs>
         <w:ind w:left="567" w:hanging="425"/>
         <w:jc w:val="both"/>
+        <w:spacing w:before="120" w:after="0" w:line="276" w:lineRule="auto"/>
       </w:pPr>
       <w:r>
         <w:rPr>
@@ -225,6 +233,7 @@
       <w:pPr>
         <w:pStyle w:val="1"/>
         <w:jc w:val="both"/>
+        <w:spacing w:before="120" w:after="0" w:line="276" w:lineRule="auto"/>
       </w:pPr>
       <w:r>
         <w:rPr>
@@ -238,6 +247,7 @@
     <w:p>
       <w:pPr>
         <w:jc w:val="both"/>
+        <w:spacing w:before="120" w:after="0" w:line="276" w:lineRule="auto"/>
       </w:pPr>
       <w:r>
         <w:rPr>
@@ -288,6 +298,7 @@
         </w:tabs>
         <w:ind w:left="567" w:hanging="425"/>
         <w:jc w:val="both"/>
+        <w:spacing w:before="120" w:after="0" w:line="276" w:lineRule="auto"/>
       </w:pPr>
       <w:r>
         <w:rPr>
@@ -310,6 +321,7 @@
         </w:tabs>
         <w:ind w:left="567" w:hanging="425"/>
         <w:jc w:val="both"/>
+        <w:spacing w:before="120" w:after="0" w:line="276" w:lineRule="auto"/>
       </w:pPr>
       <w:r>
         <w:rPr>
@@ -332,6 +344,7 @@
         </w:tabs>
         <w:ind w:left="567" w:hanging="425"/>
         <w:jc w:val="both"/>
+        <w:spacing w:before="120" w:after="0" w:line="276" w:lineRule="auto"/>
       </w:pPr>
       <w:r>
         <w:rPr>
@@ -354,6 +367,7 @@
         </w:tabs>
         <w:ind w:left="567" w:hanging="425"/>
         <w:jc w:val="both"/>
+        <w:spacing w:before="120" w:after="0" w:line="276" w:lineRule="auto"/>
       </w:pPr>
       <w:r>
         <w:rPr>
@@ -376,6 +390,7 @@
         </w:tabs>
         <w:ind w:left="567" w:hanging="425"/>
         <w:jc w:val="both"/>
+        <w:spacing w:before="120" w:after="0" w:line="276" w:lineRule="auto"/>
       </w:pPr>
       <w:r>
         <w:rPr>
@@ -389,6 +404,7 @@
     <w:p>
       <w:pPr>
         <w:ind w:left="142"/>
+        <w:spacing w:before="120" w:after="0" w:line="276" w:lineRule="auto"/>
       </w:pPr>
     </w:p>
     <w:p>
@@ -405,6 +421,7 @@
           <w:b/>
           <w:bCs/>
         </w:rPr>
+        <w:spacing w:before="120" w:after="0" w:line="276" w:lineRule="auto"/>
       </w:pPr>
       <w:r>
         <w:rPr>
@@ -423,14 +440,15 @@
         <w:ind w:left="0"/>
         <w:contextualSpacing w:val="0"/>
         <w:jc w:val="both"/>
-      </w:pPr>
-      <w:r>
-        <w:rPr>
-          <w:rFonts w:ascii="Cambria" w:hAnsi="Cambria"/>
-          <w:color w:val="000000"/>
-          <w:sz w:val="22"/>
-        </w:rPr>
-        <w:t>Selon l'Acte constitutif et les statuts de Motor Sich Middle East FZE, lors de sa constitution, l'associé unique de ME était JSC « Motor Sich » (MS). À compter du 08/03/2015, l'unique part sociale de ME appartenait à Basis General Trading FZE, dont le représentant était Andrey Kononenko (Annexe 1).</w:t>
+        <w:spacing w:before="120" w:after="0" w:line="276" w:lineRule="auto"/>
+      </w:pPr>
+      <w:r>
+        <w:rPr>
+          <w:rFonts w:ascii="Cambria" w:hAnsi="Cambria"/>
+          <w:color w:val="000000"/>
+          <w:sz w:val="22"/>
+        </w:rPr>
+        <w:t>Selon l'Acte constitutif et les statuts de Motor Sich Middle East FZE, lors de sa constitution, l'associé unique de ME était JSC « Motor Sich » (MS). À compter du 8 mars 2015, l'unique part sociale de ME appartenait à Basis General Trading FZE, dont le représentant était Andrey Kononenko (Annexe 1).</w:t>
       </w:r>
       <w:proofErr w:type="spellStart"/>
       <w:r>
@@ -483,6 +501,7 @@
     <w:p>
       <w:pPr>
         <w:jc w:val="both"/>
+        <w:spacing w:before="120" w:after="0" w:line="276" w:lineRule="auto"/>
       </w:pPr>
       <w:r>
         <w:rPr>
@@ -511,6 +530,7 @@
     <w:p>
       <w:pPr>
         <w:jc w:val="both"/>
+        <w:spacing w:before="120" w:after="0" w:line="276" w:lineRule="auto"/>
       </w:pPr>
       <w:r>
         <w:rPr>
@@ -531,6 +551,7 @@
         <w:ind w:left="567" w:hanging="425"/>
         <w:contextualSpacing w:val="0"/>
         <w:jc w:val="both"/>
+        <w:spacing w:before="120" w:after="0" w:line="276" w:lineRule="auto"/>
       </w:pPr>
       <w:r>
         <w:rPr>
@@ -551,14 +572,15 @@
         <w:ind w:left="567" w:hanging="425"/>
         <w:contextualSpacing w:val="0"/>
         <w:jc w:val="both"/>
-      </w:pPr>
-      <w:r>
-        <w:rPr>
-          <w:rFonts w:ascii="Cambria" w:hAnsi="Cambria"/>
-          <w:color w:val="000000"/>
-          <w:sz w:val="22"/>
-        </w:rPr>
-        <w:t>dans la publication du Khaleej Times en date du 18/01/2014, comme directeur régional de MS (Annexe 4) ;</w:t>
+        <w:spacing w:before="120" w:after="0" w:line="276" w:lineRule="auto"/>
+      </w:pPr>
+      <w:r>
+        <w:rPr>
+          <w:rFonts w:ascii="Cambria" w:hAnsi="Cambria"/>
+          <w:color w:val="000000"/>
+          <w:sz w:val="22"/>
+        </w:rPr>
+        <w:t>dans la publication du Khaleej Times en date du 18 janvier 2014, comme directeur régional de MS (Annexe 4) ;</w:t>
       </w:r>
       <w:proofErr w:type="spellStart"/>
       <w:r>
@@ -602,14 +624,15 @@
         <w:ind w:left="567" w:hanging="425"/>
         <w:contextualSpacing w:val="0"/>
         <w:jc w:val="both"/>
-      </w:pPr>
-      <w:r>
-        <w:rPr>
-          <w:rFonts w:ascii="Cambria" w:hAnsi="Cambria"/>
-          <w:color w:val="000000"/>
-          <w:sz w:val="22"/>
-        </w:rPr>
-        <w:t>dans la communication officielle de l'Ambassade d'Ukraine en République du Kenya en date du 09/09/2014, comme directeur de la représentation régionale de MS (Annexe 5) ;</w:t>
+        <w:spacing w:before="120" w:after="0" w:line="276" w:lineRule="auto"/>
+      </w:pPr>
+      <w:r>
+        <w:rPr>
+          <w:rFonts w:ascii="Cambria" w:hAnsi="Cambria"/>
+          <w:color w:val="000000"/>
+          <w:sz w:val="22"/>
+        </w:rPr>
+        <w:t>dans la communication officielle de l'Ambassade d'Ukraine en République du Kenya en date du 9 septembre 2014, comme directeur de la représentation régionale de MS (Annexe 5) ;</w:t>
       </w:r>
       <w:r>
         <w:rPr>
@@ -637,14 +660,15 @@
         <w:ind w:left="567" w:hanging="425"/>
         <w:contextualSpacing w:val="0"/>
         <w:jc w:val="both"/>
-      </w:pPr>
-      <w:r>
-        <w:rPr>
-          <w:rFonts w:ascii="Cambria" w:hAnsi="Cambria"/>
-          <w:color w:val="000000"/>
-          <w:sz w:val="22"/>
-        </w:rPr>
-        <w:t>sur la licence commerciale de ME n° 06917 en date du 14/03/2018, comme directeur de ME (Annexe 2).</w:t>
+        <w:spacing w:before="120" w:after="0" w:line="276" w:lineRule="auto"/>
+      </w:pPr>
+      <w:r>
+        <w:rPr>
+          <w:rFonts w:ascii="Cambria" w:hAnsi="Cambria"/>
+          <w:color w:val="000000"/>
+          <w:sz w:val="22"/>
+        </w:rPr>
+        <w:t>sur la licence commerciale de ME n° 06917 en date du 14 mars 2018, comme directeur de ME (Annexe 2).</w:t>
       </w:r>
       <w:r>
         <w:rPr>
@@ -687,6 +711,7 @@
           <w:b/>
           <w:bCs/>
         </w:rPr>
+        <w:spacing w:before="120" w:after="0" w:line="276" w:lineRule="auto"/>
       </w:pPr>
     </w:p>
     <w:p>
@@ -702,6 +727,7 @@
           <w:b/>
           <w:bCs/>
         </w:rPr>
+        <w:spacing w:before="120" w:after="0" w:line="276" w:lineRule="auto"/>
       </w:pPr>
       <w:r>
         <w:rPr>
@@ -721,6 +747,7 @@
         <w:rPr>
           <w:lang w:val="uk-UA"/>
         </w:rPr>
+        <w:spacing w:before="120" w:after="0" w:line="276" w:lineRule="auto"/>
       </w:pPr>
       <w:r>
         <w:rPr>
@@ -735,6 +762,7 @@
       <w:pPr>
         <w:pStyle w:val="1"/>
         <w:jc w:val="both"/>
+        <w:spacing w:before="120" w:after="0" w:line="276" w:lineRule="auto"/>
       </w:pPr>
       <w:r>
         <w:rPr>
@@ -752,6 +780,7 @@
         <w:rPr>
           <w:lang w:val="uk-UA"/>
         </w:rPr>
+        <w:spacing w:before="120" w:after="0" w:line="276" w:lineRule="auto"/>
       </w:pPr>
       <w:r>
         <w:rPr>
@@ -769,6 +798,7 @@
         <w:rPr>
           <w:lang w:val="uk-UA"/>
         </w:rPr>
+        <w:spacing w:before="120" w:after="0" w:line="276" w:lineRule="auto"/>
       </w:pPr>
       <w:r>
         <w:rPr>
@@ -784,6 +814,7 @@
         <w:rPr>
           <w:lang w:val="uk-UA"/>
         </w:rPr>
+        <w:spacing w:before="120" w:after="0" w:line="276" w:lineRule="auto"/>
       </w:pPr>
     </w:p>
     <w:p>
@@ -799,6 +830,7 @@
           <w:b/>
           <w:bCs/>
         </w:rPr>
+        <w:spacing w:before="120" w:after="0" w:line="276" w:lineRule="auto"/>
       </w:pPr>
       <w:r>
         <w:rPr>
@@ -818,6 +850,7 @@
         <w:rPr>
           <w:lang w:val="uk-UA"/>
         </w:rPr>
+        <w:spacing w:before="120" w:after="0" w:line="276" w:lineRule="auto"/>
       </w:pPr>
       <w:r>
         <w:rPr>
@@ -832,6 +865,7 @@
       <w:pPr>
         <w:pStyle w:val="1"/>
         <w:jc w:val="both"/>
+        <w:spacing w:before="120" w:after="0" w:line="276" w:lineRule="auto"/>
       </w:pPr>
       <w:r>
         <w:rPr>
@@ -843,6 +877,8 @@
       </w:r>
     </w:p>
     <w:sectPr>
+      <w:headerReference w:type="default" r:id="rId7"/>
+      <w:footerReference w:type="default" r:id="rId8"/>
       <w:pgSz w:w="11906" w:h="16838"/>
       <w:pgMar w:top="567" w:right="1134" w:bottom="1134" w:left="2126" w:header="709" w:footer="709" w:gutter="0"/>
       <w:cols w:space="708"/>
@@ -850,6 +886,26 @@
     </w:sectPr>
   </w:body>
 </w:document>
+</file>
+
+<file path=word/footer1.xml><?xml version="1.0" encoding="utf-8"?>
+<w:ftr xmlns:m="http://schemas.openxmlformats.org/officeDocument/2006/math" xmlns:mc="http://schemas.openxmlformats.org/markup-compatibility/2006" xmlns:mo="http://schemas.microsoft.com/office/mac/office/2008/main" xmlns:mv="urn:schemas-microsoft-com:mac:vml" xmlns:o="urn:schemas-microsoft-com:office:office" xmlns:r="http://schemas.openxmlformats.org/officeDocument/2006/relationships" xmlns:v="urn:schemas-microsoft-com:vml" xmlns:w10="urn:schemas-microsoft-com:office:word" xmlns:w14="http://schemas.microsoft.com/office/word/2010/wordml" xmlns:w="http://schemas.openxmlformats.org/wordprocessingml/2006/main" xmlns:wne="http://schemas.microsoft.com/office/word/2006/wordml" xmlns:wp14="http://schemas.microsoft.com/office/word/2010/wordprocessingDrawing" xmlns:wp="http://schemas.openxmlformats.org/drawingml/2006/wordprocessingDrawing" xmlns:wpc="http://schemas.microsoft.com/office/word/2010/wordprocessingCanvas" xmlns:wpg="http://schemas.microsoft.com/office/word/2010/wordprocessingGroup" xmlns:wpi="http://schemas.microsoft.com/office/word/2010/wordprocessingInk" xmlns:wps="http://schemas.microsoft.com/office/word/2010/wordprocessingShape" mc:Ignorable="w14 wp14">
+  <w:p>
+    <w:pPr>
+      <w:pStyle w:val="Footer"/>
+    </w:pPr>
+  </w:p>
+</w:ftr>
+</file>
+
+<file path=word/header1.xml><?xml version="1.0" encoding="utf-8"?>
+<w:hdr xmlns:m="http://schemas.openxmlformats.org/officeDocument/2006/math" xmlns:mc="http://schemas.openxmlformats.org/markup-compatibility/2006" xmlns:mo="http://schemas.microsoft.com/office/mac/office/2008/main" xmlns:mv="urn:schemas-microsoft-com:mac:vml" xmlns:o="urn:schemas-microsoft-com:office:office" xmlns:r="http://schemas.openxmlformats.org/officeDocument/2006/relationships" xmlns:v="urn:schemas-microsoft-com:vml" xmlns:w10="urn:schemas-microsoft-com:office:word" xmlns:w14="http://schemas.microsoft.com/office/word/2010/wordml" xmlns:w="http://schemas.openxmlformats.org/wordprocessingml/2006/main" xmlns:wne="http://schemas.microsoft.com/office/word/2006/wordml" xmlns:wp14="http://schemas.microsoft.com/office/word/2010/wordprocessingDrawing" xmlns:wp="http://schemas.openxmlformats.org/drawingml/2006/wordprocessingDrawing" xmlns:wpc="http://schemas.microsoft.com/office/word/2010/wordprocessingCanvas" xmlns:wpg="http://schemas.microsoft.com/office/word/2010/wordprocessingGroup" xmlns:wpi="http://schemas.microsoft.com/office/word/2010/wordprocessingInk" xmlns:wps="http://schemas.microsoft.com/office/word/2010/wordprocessingShape" mc:Ignorable="w14 wp14">
+  <w:p>
+    <w:pPr>
+      <w:pStyle w:val="Header"/>
+    </w:pPr>
+  </w:p>
+</w:hdr>
 </file>
 
 <file path=word/numbering.xml><?xml version="1.0" encoding="utf-8"?>
@@ -3019,7 +3075,7 @@
     <w:qFormat/>
     <w:rsid w:val="00B01DA0"/>
     <w:pPr>
-      <w:spacing w:before="120" w:after="0" w:line="240" w:lineRule="auto"/>
+      <w:spacing w:before="120" w:after="0" w:line="276" w:lineRule="auto"/>
     </w:pPr>
     <w:rPr>
       <w:rFonts w:ascii="Cambria" w:hAnsi="Cambria"/>
@@ -3162,6 +3218,7 @@
     <w:pPr>
       <w:ind w:left="720"/>
       <w:contextualSpacing/>
+      <w:spacing w:before="120" w:after="0" w:line="276" w:lineRule="auto"/>
     </w:pPr>
   </w:style>
 </w:styles>

--- a/Задача від 14.10.2026 переклад французька/2. Позиции и аналитические материалы по существу расследования/20260717 1 Note sur le statut et les pouvoirs d'AVB dans ME.docx
+++ b/Задача від 14.10.2026 переклад французька/2. Позиции и аналитические материалы по существу расследования/20260717 1 Note sur le statut et les pouvoirs d'AVB dans ME.docx
@@ -880,7 +880,7 @@
       <w:headerReference w:type="default" r:id="rId7"/>
       <w:footerReference w:type="default" r:id="rId8"/>
       <w:pgSz w:w="11906" w:h="16838"/>
-      <w:pgMar w:top="567" w:right="1134" w:bottom="1134" w:left="2126" w:header="709" w:footer="709" w:gutter="0"/>
+      <w:pgMar w:top="1134" w:right="1134" w:bottom="1134" w:left="2126" w:header="709" w:footer="709" w:gutter="0"/>
       <w:cols w:space="708"/>
       <w:docGrid w:linePitch="360"/>
     </w:sectPr>
